--- a/docs/report/Final_Report.docx
+++ b/docs/report/Final_Report.docx
@@ -892,7 +892,7 @@
           <w:b w:val="0"/>
           <w:sz w:val="24"/>
         </w:rPr>
-        <w:t xml:space="preserve"> $\pi$ -- a function mapping states to actions -- that maximizes the expected long-term discounted reward.</w:t>
+        <w:t xml:space="preserve"> π -- a function mapping states to actions -- that maximizes the expected long-term discounted reward.</w:t>
       </w:r>
     </w:p>
     <w:p>
@@ -1056,7 +1056,7 @@
           <w:b/>
           <w:sz w:val="24"/>
         </w:rPr>
-        <w:t>Generalized Advantage Estimation (GAE, $\lambda=0.95$, $\gamma=0.99$)</w:t>
+        <w:t>Generalized Advantage Estimation (GAE, λ = 0.95, γ = 0.99)</w:t>
       </w:r>
       <w:r>
         <w:rPr>
@@ -1090,7 +1090,7 @@
           <w:b w:val="0"/>
           <w:sz w:val="24"/>
         </w:rPr>
-        <w:t>: it limits how far the new-to-old policy probability ratio may deviate from 1 (clip range $\epsilon=0.2$) on each update, preventing a single update from being so large that it destroys the learned policy. The loss is</w:t>
+        <w:t>: it limits how far the new-to-old policy probability ratio may deviate from 1 (clip range ε = 0.2) on each update, preventing a single update from being so large that it destroys the learned policy. The loss is</w:t>
       </w:r>
     </w:p>
     <w:p>
@@ -1472,7 +1472,7 @@
                 <w:b w:val="0"/>
                 <w:sz w:val="20"/>
               </w:rPr>
-              <w:t>Velocity command $(v_x, v_y, \omega_{yaw})$</w:t>
+              <w:t>Velocity command (vₓ, v_y, ω_yaw)</w:t>
             </w:r>
           </w:p>
         </w:tc>
@@ -1688,7 +1688,7 @@
                 <w:b w:val="0"/>
                 <w:sz w:val="20"/>
               </w:rPr>
-              <w:t>Track forward velocity $v_x$ (exponential of error)</w:t>
+              <w:t>Track forward velocity vₓ (exponential of error)</w:t>
             </w:r>
           </w:p>
         </w:tc>
@@ -1788,7 +1788,7 @@
                 <w:b w:val="0"/>
                 <w:sz w:val="20"/>
               </w:rPr>
-              <w:t>Track lateral velocity $v_y$</w:t>
+              <w:t>Track lateral velocity v_y</w:t>
             </w:r>
           </w:p>
         </w:tc>
@@ -1838,7 +1838,7 @@
                 <w:b w:val="0"/>
                 <w:sz w:val="20"/>
               </w:rPr>
-              <w:t>Track yaw rate $\omega_{yaw}$</w:t>
+              <w:t>Track yaw rate ω_yaw</w:t>
             </w:r>
           </w:p>
         </w:tc>

--- a/docs/report/Final_Report.docx
+++ b/docs/report/Final_Report.docx
@@ -102,12 +102,8 @@
     </w:p>
     <w:p>
       <w:pPr>
+        <w:pStyle w:val="Heading1"/>
         <w:pageBreakBefore/>
-      </w:pPr>
-    </w:p>
-    <w:p>
-      <w:pPr>
-        <w:pStyle w:val="Heading1"/>
         <w:jc w:val="left"/>
       </w:pPr>
       <w:r>
@@ -252,6 +248,7 @@
     <w:p>
       <w:pPr>
         <w:pStyle w:val="Heading1"/>
+        <w:pageBreakBefore/>
         <w:jc w:val="left"/>
       </w:pPr>
       <w:r>
@@ -286,39 +283,7 @@
           <w:b w:val="0"/>
           <w:sz w:val="24"/>
         </w:rPr>
-        <w:t xml:space="preserve"> project: it trains and analyzes a quadruped locomotion controller using neural-network policies, the PPO algorithm, and ablation studies. Reinforcement learning controllers for quadruped robots predominantly rely on </w:t>
-      </w:r>
-      <w:r>
-        <w:rPr>
-          <w:rFonts w:ascii="Times New Roman" w:hAnsi="Times New Roman" w:eastAsia="標楷體"/>
-          <w:b/>
-          <w:sz w:val="24"/>
-        </w:rPr>
-        <w:t>position control</w:t>
-      </w:r>
-      <w:r>
-        <w:rPr>
-          <w:rFonts w:ascii="Times New Roman" w:hAnsi="Times New Roman" w:eastAsia="標楷體"/>
-          <w:b w:val="0"/>
-          <w:sz w:val="24"/>
-        </w:rPr>
-        <w:t xml:space="preserve">: the policy network outputs target joint angles, which a low-level proportional-derivative (PD) controller then converts into joint torques. Position control is easy to train but produces stiff behavior with insufficient compliance, and it tends to overreact when confronted with unforeseen disturbances. </w:t>
-      </w:r>
-      <w:r>
-        <w:rPr>
-          <w:rFonts w:ascii="Times New Roman" w:hAnsi="Times New Roman" w:eastAsia="標楷體"/>
-          <w:b/>
-          <w:sz w:val="24"/>
-        </w:rPr>
-        <w:t>Torque control</w:t>
-      </w:r>
-      <w:r>
-        <w:rPr>
-          <w:rFonts w:ascii="Times New Roman" w:hAnsi="Times New Roman" w:eastAsia="標楷體"/>
-          <w:b w:val="0"/>
-          <w:sz w:val="24"/>
-        </w:rPr>
-        <w:t xml:space="preserve"> commands joint torques directly and is a more compliant alternative, but its action space is highly nonlinear, exploration is inefficient in early training, and it has long been regarded as difficult to train. This report centers on </w:t>
+        <w:t xml:space="preserve"> project that trains and analyzes a torque-based quadruped locomotion controller using neural-network policies, PPO, and ablation studies. Torque control is more compliant than the common position-control scheme, but its highly nonlinear action space and inefficient early exploration make it hard to train. We fully reproduce </w:t>
       </w:r>
       <w:r>
         <w:rPr>
@@ -334,75 +299,7 @@
           <w:b w:val="0"/>
           <w:sz w:val="24"/>
         </w:rPr>
-        <w:t xml:space="preserve"> (arXiv:2502.12674), proposed by Li et al. in 2025 at the marmotlab of the National University of Singapore. We fully reproduce its torque control pipeline on the Unitree Go2 quadruped and analyze it through the lens of questions raised by adaptive and robust control.</w:t>
-      </w:r>
-    </w:p>
-    <w:p>
-      <w:r>
-        <w:rPr>
-          <w:rFonts w:ascii="Times New Roman" w:hAnsi="Times New Roman" w:eastAsia="標楷體"/>
-          <w:b w:val="0"/>
-          <w:sz w:val="24"/>
-        </w:rPr>
-        <w:t xml:space="preserve">The implementation in this study spans two stages. In the </w:t>
-      </w:r>
-      <w:r>
-        <w:rPr>
-          <w:rFonts w:ascii="Times New Roman" w:hAnsi="Times New Roman" w:eastAsia="標楷體"/>
-          <w:b/>
-          <w:sz w:val="24"/>
-        </w:rPr>
-        <w:t>first stage</w:t>
-      </w:r>
-      <w:r>
-        <w:rPr>
-          <w:rFonts w:ascii="Times New Roman" w:hAnsi="Times New Roman" w:eastAsia="標楷體"/>
-          <w:b w:val="0"/>
-          <w:sz w:val="24"/>
-        </w:rPr>
-        <w:t xml:space="preserve">, we reproduce SATA on the Isaac Gym simulator and conduct a systematic four-phase analysis: reproducing the reference policy (eight random seeds), ablating each of the three bio-inspired mechanisms one at a time, evaluating the hardware feasibility of all forty-eight policies under payload and external-force disturbances, and testing a classical residual compensation term. In the </w:t>
-      </w:r>
-      <w:r>
-        <w:rPr>
-          <w:rFonts w:ascii="Times New Roman" w:hAnsi="Times New Roman" w:eastAsia="標楷體"/>
-          <w:b/>
-          <w:sz w:val="24"/>
-        </w:rPr>
-        <w:t>second stage</w:t>
-      </w:r>
-      <w:r>
-        <w:rPr>
-          <w:rFonts w:ascii="Times New Roman" w:hAnsi="Times New Roman" w:eastAsia="標楷體"/>
-          <w:b w:val="0"/>
-          <w:sz w:val="24"/>
-        </w:rPr>
-        <w:t>, we migrate the entire pipeline to NVIDIA's next-generation engine, Isaac Lab, and compare cross-engine fidelity item by item while holding the robot (Go2) fixed as the control variable.</w:t>
-      </w:r>
-    </w:p>
-    <w:p>
-      <w:r>
-        <w:rPr>
-          <w:rFonts w:ascii="Times New Roman" w:hAnsi="Times New Roman" w:eastAsia="標楷體"/>
-          <w:b w:val="0"/>
-          <w:sz w:val="24"/>
-        </w:rPr>
-        <w:t xml:space="preserve">This report emphasizes </w:t>
-      </w:r>
-      <w:r>
-        <w:rPr>
-          <w:rFonts w:ascii="Times New Roman" w:hAnsi="Times New Roman" w:eastAsia="標楷體"/>
-          <w:b/>
-          <w:sz w:val="24"/>
-        </w:rPr>
-        <w:t>hands-on implementation</w:t>
-      </w:r>
-      <w:r>
-        <w:rPr>
-          <w:rFonts w:ascii="Times New Roman" w:hAnsi="Times New Roman" w:eastAsia="標楷體"/>
-          <w:b w:val="0"/>
-          <w:sz w:val="24"/>
-        </w:rPr>
-        <w:t>: all results were trained, evaluated, and reproduced by us, rather than merely cited from the paper. Both projects are open-sourced (links at the end), and anyone may use, inspect, or build upon them under their respective licenses. We maintain statistical rigor throughout the analysis (at least five seeds per condition, reporting means and sample standard deviations, and using Welch's t-test), and where a phenomenon cannot be confirmed, we honestly leave it as an open question rather than overclaiming.</w:t>
+        <w:t xml:space="preserve"> (arXiv:2502.12674), which "shapes" the torque action space with biomechanics. The implementation has two stages: on Isaac Gym we reproduce SATA and analyze it with eight seeds, per-mechanism ablation, a hardware-feasibility evaluation of all forty-eight policies, and a classical residual term; we then migrate the whole pipeline to NVIDIA Isaac Lab, holding the robot fixed as the control variable to compare cross-engine fidelity. Main findings: ablations that raise training reward in a clean simulator do so by leaving the hardware-feasible range (peak torque approaching the Go2's 45 N·m limit, with large excesses in energy and jerk); and a faithful port reproduces SATA's per-step task performance (within about 0.002 per step). All results were trained and reproduced by us, both projects are open-sourced, and we maintain statistical rigor throughout (at least five seeds per condition, mean ± sample std, Welch's t-test), leaving unconfirmed phenomena as open questions.</w:t>
       </w:r>
     </w:p>
     <w:p>
@@ -426,6 +323,7 @@
     <w:p>
       <w:pPr>
         <w:pStyle w:val="Heading1"/>
+        <w:pageBreakBefore/>
         <w:jc w:val="left"/>
       </w:pPr>
       <w:r>
@@ -738,6 +636,7 @@
     <w:p>
       <w:pPr>
         <w:pStyle w:val="Heading1"/>
+        <w:pageBreakBefore/>
         <w:jc w:val="left"/>
       </w:pPr>
       <w:r>
@@ -2107,6 +2006,7 @@
     <w:p>
       <w:pPr>
         <w:pStyle w:val="Heading1"/>
+        <w:pageBreakBefore/>
         <w:jc w:val="left"/>
       </w:pPr>
       <w:r>
@@ -2402,6 +2302,7 @@
     <w:p>
       <w:pPr>
         <w:pStyle w:val="Heading1"/>
+        <w:pageBreakBefore/>
         <w:jc w:val="left"/>
       </w:pPr>
       <w:r>
@@ -3517,6 +3418,7 @@
     <w:p>
       <w:pPr>
         <w:pStyle w:val="Heading1"/>
+        <w:pageBreakBefore/>
         <w:jc w:val="left"/>
       </w:pPr>
       <w:r>
@@ -4059,6 +3961,7 @@
     <w:p>
       <w:pPr>
         <w:pStyle w:val="Heading1"/>
+        <w:pageBreakBefore/>
         <w:jc w:val="left"/>
       </w:pPr>
       <w:r>
@@ -4235,6 +4138,7 @@
     <w:p>
       <w:pPr>
         <w:pStyle w:val="Heading1"/>
+        <w:pageBreakBefore/>
         <w:jc w:val="left"/>
       </w:pPr>
       <w:r>
@@ -4285,6 +4189,7 @@
     <w:p>
       <w:pPr>
         <w:pStyle w:val="Heading1"/>
+        <w:pageBreakBefore/>
         <w:jc w:val="left"/>
       </w:pPr>
       <w:r>
@@ -4429,6 +4334,7 @@
     <w:p>
       <w:pPr>
         <w:pStyle w:val="Heading1"/>
+        <w:pageBreakBefore/>
         <w:jc w:val="left"/>
       </w:pPr>
       <w:r>

--- a/docs/report/Final_Report.docx
+++ b/docs/report/Final_Report.docx
@@ -283,7 +283,39 @@
           <w:b w:val="0"/>
           <w:sz w:val="24"/>
         </w:rPr>
-        <w:t xml:space="preserve"> project that trains and analyzes a torque-based quadruped locomotion controller using neural-network policies, PPO, and ablation studies. Torque control is more compliant than the common position-control scheme, but its highly nonlinear action space and inefficient early exploration make it hard to train. We fully reproduce </w:t>
+        <w:t xml:space="preserve"> project that trains and analyzes a torque-based quadruped locomotion controller using neural-network policies, Proximal Policy Optimization (PPO), and ablation studies. Most RL controllers use </w:t>
+      </w:r>
+      <w:r>
+        <w:rPr>
+          <w:rFonts w:ascii="Times New Roman" w:hAnsi="Times New Roman" w:eastAsia="標楷體"/>
+          <w:b/>
+          <w:sz w:val="24"/>
+        </w:rPr>
+        <w:t>position control</w:t>
+      </w:r>
+      <w:r>
+        <w:rPr>
+          <w:rFonts w:ascii="Times New Roman" w:hAnsi="Times New Roman" w:eastAsia="標楷體"/>
+          <w:b w:val="0"/>
+          <w:sz w:val="24"/>
+        </w:rPr>
+        <w:t xml:space="preserve"> (outputting target joint angles that a low-level PD controller converts to torque): easy to train, but stiff, insufficiently compliant, and prone to overreacting to disturbances. </w:t>
+      </w:r>
+      <w:r>
+        <w:rPr>
+          <w:rFonts w:ascii="Times New Roman" w:hAnsi="Times New Roman" w:eastAsia="標楷體"/>
+          <w:b/>
+          <w:sz w:val="24"/>
+        </w:rPr>
+        <w:t>Torque control</w:t>
+      </w:r>
+      <w:r>
+        <w:rPr>
+          <w:rFonts w:ascii="Times New Roman" w:hAnsi="Times New Roman" w:eastAsia="標楷體"/>
+          <w:b w:val="0"/>
+          <w:sz w:val="24"/>
+        </w:rPr>
+        <w:t xml:space="preserve"> commands joint torques directly and is more compliant, but its highly nonlinear action space and inefficient early exploration have long made it hard to train. We fully reproduce </w:t>
       </w:r>
       <w:r>
         <w:rPr>
@@ -299,7 +331,17 @@
           <w:b w:val="0"/>
           <w:sz w:val="24"/>
         </w:rPr>
-        <w:t xml:space="preserve"> (arXiv:2502.12674), which "shapes" the torque action space with biomechanics. The implementation has two stages: on Isaac Gym we reproduce SATA and analyze it with eight seeds, per-mechanism ablation, a hardware-feasibility evaluation of all forty-eight policies, and a classical residual term; we then migrate the whole pipeline to NVIDIA Isaac Lab, holding the robot fixed as the control variable to compare cross-engine fidelity. Main findings: ablations that raise training reward in a clean simulator do so by leaving the hardware-feasible range (peak torque approaching the Go2's 45 N·m limit, with large excesses in energy and jerk); and a faithful port reproduces SATA's per-step task performance (within about 0.002 per step). All results were trained and reproduced by us, both projects are open-sourced, and we maintain statistical rigor throughout (at least five seeds per condition, mean ± sample std, Welch's t-test), leaving unconfirmed phenomena as open questions.</w:t>
+        <w:t xml:space="preserve"> (arXiv:2502.12674), which "shapes" the torque action space with three bio-inspired mechanisms (activation low-pass, Hill force-velocity model, motor fatigue) plus a developmental growth curriculum, making it both easier to learn and more physically feasible.</w:t>
+      </w:r>
+    </w:p>
+    <w:p>
+      <w:r>
+        <w:rPr>
+          <w:rFonts w:ascii="Times New Roman" w:hAnsi="Times New Roman" w:eastAsia="標楷體"/>
+          <w:b w:val="0"/>
+          <w:sz w:val="24"/>
+        </w:rPr>
+        <w:t>The implementation has two stages. On Isaac Gym we reproduce SATA (eight seeds, reward 103.9 ± 15.9) and analyze it via per-mechanism ablation, a hardware-feasibility evaluation of all forty-eight policies under payload and push disturbances, and a classical residual term. The core finding is counter-intuitive: ablations that *raise* training reward in a clean simulator do so by *leaving the hardware-feasible range*—disabling activation drives peak torque to 42.5 N·m (near the real Go2's 45 N·m limit), and disabling fatigue uses 2.5× energy and 35× action jerk. The bio mechanisms thus act as sim-to-real feasibility constraints, not reward devices. The second stage migrates the pipeline to NVIDIA Isaac Lab, holding the robot fixed as the control variable: a faithful port reproduces SATA's per-step task performance (positive task terms within about 0.002 per step). All results were trained, evaluated, and reproduced by us; both projects are open-sourced. We maintain statistical rigor throughout (at least five seeds per condition, mean ± sample std, Welch's t-test) and leave unconfirmed phenomena (e.g., trainability) as open questions rather than overclaiming.</w:t>
       </w:r>
     </w:p>
     <w:p>

--- a/docs/report/Final_Report.docx
+++ b/docs/report/Final_Report.docx
@@ -2081,7 +2081,7 @@
           <w:b/>
           <w:sz w:val="26"/>
         </w:rPr>
-        <w:t>2.1 The Four Stages of the Torque Processing Pipeline</w:t>
+        <w:t>3.1 The Four Stages of the Torque Processing Pipeline</w:t>
       </w:r>
     </w:p>
     <w:p>
@@ -2211,7 +2211,7 @@
           <w:b/>
           <w:sz w:val="26"/>
         </w:rPr>
-        <w:t>2.2 Growth Curriculum</w:t>
+        <w:t>3.2 Growth Curriculum</w:t>
       </w:r>
     </w:p>
     <w:p>
@@ -2377,7 +2377,7 @@
           <w:b/>
           <w:sz w:val="26"/>
         </w:rPr>
-        <w:t>3.1 Phase 1: Reproduction</w:t>
+        <w:t>4.1 Phase 1: Reproduction</w:t>
       </w:r>
     </w:p>
     <w:p>
@@ -2401,7 +2401,7 @@
           <w:b/>
           <w:sz w:val="26"/>
         </w:rPr>
-        <w:t>3.2 Phase 2: Ablation Analysis (Eight Seeds)</w:t>
+        <w:t>4.2 Phase 2: Ablation Analysis (Eight Seeds)</w:t>
       </w:r>
     </w:p>
     <w:p>
@@ -2936,7 +2936,7 @@
           <w:b/>
           <w:sz w:val="26"/>
         </w:rPr>
-        <w:t>3.3 Phase 3: The Bio-Inspired Claim and Out-of-Distribution Robustness (Core)</w:t>
+        <w:t>4.3 Phase 3: The Bio-Inspired Claim and Out-of-Distribution Robustness (Core)</w:t>
       </w:r>
     </w:p>
     <w:p>
@@ -3229,7 +3229,7 @@
           <w:b/>
           <w:sz w:val="26"/>
         </w:rPr>
-        <w:t>3.4 Phase 4: Residual Compensation</w:t>
+        <w:t>4.4 Phase 4: Residual Compensation</w:t>
       </w:r>
     </w:p>
     <w:p>
@@ -3386,7 +3386,7 @@
           <w:b/>
           <w:sz w:val="26"/>
         </w:rPr>
-        <w:t>3.5 Incidental Observation: Trainability (Left as an Open Question)</w:t>
+        <w:t>4.5 Incidental Observation: Trainability (Left as an Open Question)</w:t>
       </w:r>
     </w:p>
     <w:p>
@@ -3517,7 +3517,7 @@
           <w:b/>
           <w:sz w:val="26"/>
         </w:rPr>
-        <w:t>4.1 Design Principle of the Migration</w:t>
+        <w:t>5.1 Design Principle of the Migration</w:t>
       </w:r>
     </w:p>
     <w:p>
@@ -3567,7 +3567,7 @@
           <w:b/>
           <w:sz w:val="26"/>
         </w:rPr>
-        <w:t>4.2 Fidelity Debugging: Six Fixes</w:t>
+        <w:t>5.2 Fidelity Debugging: Six Fixes</w:t>
       </w:r>
     </w:p>
     <w:p>
@@ -3774,7 +3774,7 @@
           <w:b/>
           <w:sz w:val="26"/>
         </w:rPr>
-        <w:t>4.3 Eight-Seed Reproduction Results</w:t>
+        <w:t>5.3 Eight-Seed Reproduction Results</w:t>
       </w:r>
     </w:p>
     <w:p>

--- a/docs/report/Final_Report.docx
+++ b/docs/report/Final_Report.docx
@@ -4,63 +4,63 @@
   <w:body>
     <w:p>
       <w:pPr>
-        <w:spacing w:after="200" w:before="560"/>
+        <w:spacing w:after="120" w:before="1602"/>
         <w:jc w:val="center"/>
       </w:pPr>
       <w:r>
         <w:rPr>
           <w:rFonts w:ascii="Times New Roman" w:hAnsi="Times New Roman" w:eastAsia="標楷體"/>
           <w:b w:val="0"/>
-          <w:sz w:val="26"/>
+          <w:sz w:val="28"/>
         </w:rPr>
         <w:t>Department of Biomechatronics Engineering</w:t>
       </w:r>
     </w:p>
     <w:p>
       <w:pPr>
-        <w:spacing w:after="200" w:before="40"/>
+        <w:spacing w:after="120" w:before="120"/>
         <w:jc w:val="center"/>
       </w:pPr>
       <w:r>
         <w:rPr>
           <w:rFonts w:ascii="Times New Roman" w:hAnsi="Times New Roman" w:eastAsia="標楷體"/>
           <w:b w:val="0"/>
-          <w:sz w:val="26"/>
+          <w:sz w:val="28"/>
         </w:rPr>
         <w:t>College of Bioresources and Agriculture</w:t>
       </w:r>
     </w:p>
     <w:p>
       <w:pPr>
-        <w:spacing w:after="200" w:before="40"/>
+        <w:spacing w:after="120" w:before="120"/>
         <w:jc w:val="center"/>
       </w:pPr>
       <w:r>
         <w:rPr>
           <w:rFonts w:ascii="Times New Roman" w:hAnsi="Times New Roman" w:eastAsia="標楷體"/>
           <w:b w:val="0"/>
-          <w:sz w:val="30"/>
+          <w:sz w:val="28"/>
         </w:rPr>
         <w:t>National Taiwan University</w:t>
       </w:r>
     </w:p>
     <w:p>
       <w:pPr>
-        <w:spacing w:after="200" w:before="40"/>
+        <w:spacing w:after="120" w:before="2243"/>
         <w:jc w:val="center"/>
       </w:pPr>
       <w:r>
         <w:rPr>
           <w:rFonts w:ascii="Times New Roman" w:hAnsi="Times New Roman" w:eastAsia="標楷體"/>
-          <w:b w:val="0"/>
-          <w:sz w:val="26"/>
+          <w:b/>
+          <w:sz w:val="32"/>
         </w:rPr>
         <w:t>Reinforcement Learning for Bio-Inspired Torque-Based Quadruped Locomotion: A Cross-Simulator Reproduction and Analysis</w:t>
       </w:r>
     </w:p>
     <w:p>
       <w:pPr>
-        <w:spacing w:after="200" w:before="40"/>
+        <w:spacing w:after="120" w:before="2563"/>
         <w:jc w:val="center"/>
       </w:pPr>
       <w:r>
@@ -74,21 +74,21 @@
     </w:p>
     <w:p>
       <w:pPr>
-        <w:spacing w:after="200" w:before="40"/>
+        <w:spacing w:after="120" w:before="120"/>
         <w:jc w:val="center"/>
       </w:pPr>
       <w:r>
         <w:rPr>
           <w:rFonts w:ascii="Times New Roman" w:hAnsi="Times New Roman" w:eastAsia="標楷體"/>
           <w:b w:val="0"/>
-          <w:sz w:val="26"/>
+          <w:sz w:val="28"/>
         </w:rPr>
         <w:t>Student ID: B11611027</w:t>
       </w:r>
     </w:p>
     <w:p>
       <w:pPr>
-        <w:spacing w:after="200" w:before="40"/>
+        <w:spacing w:after="120" w:before="120"/>
         <w:jc w:val="center"/>
       </w:pPr>
       <w:r>
@@ -104,6 +104,7 @@
       <w:pPr>
         <w:pStyle w:val="Heading1"/>
         <w:pageBreakBefore/>
+        <w:spacing w:after="480"/>
         <w:jc w:val="left"/>
       </w:pPr>
       <w:r>

--- a/docs/report/Final_Report.docx
+++ b/docs/report/Final_Report.docx
@@ -2388,7 +2388,7 @@
           <w:b w:val="0"/>
           <w:sz w:val="24"/>
         </w:rPr>
-        <w:t>We trained the reference policy with SATA's released configuration. The initial three seeds yielded a mean reward of 114 ± 6; after extending to eight seeds, the value was 103.9 ± 15.9. The reproduction itself is an engineering exercise: along the way we resolved several environment and dependency issues (for example, Isaac Gym Preview 4 mandates Python 3.8, dependency versions must be pinned in a specific order, and there is the rental etiquette of a shared GPU). Only once reproduction holds does one earn the footing for subsequent analysis and critique.</w:t>
+        <w:t>We trained the reference policy with SATA's released configuration. The initial three seeds yielded a mean reward of 114 ± 6; after extending to eight seeds, the value was 103.9 ± 15.9. (The same eight seeds recompute to 103.6 ± 16.0 under the matched per-term evaluation used for the cross-engine comparison in Chapter 5; the small difference is the metric, not the data.) The reproduction itself is an engineering exercise: along the way we resolved several environment and dependency issues (for example, Isaac Gym Preview 4 mandates Python 3.8; dependency versions must be pinned in a specific order, with numpy==1.21 and setuptools==59.5.0 re-pinned after the editable installs or they get overwritten; and there is the rental etiquette of a shared GPU, where the environment count must be tuned to avoid running out of memory). Only once reproduction holds does one earn the footing for subsequent analysis and critique.</w:t>
       </w:r>
     </w:p>
     <w:p>
@@ -3043,13 +3043,105 @@
         </w:rPr>
         <w:t>lock down peak torque.</w:t>
       </w:r>
+    </w:p>
+    <w:p>
+      <w:r>
+        <w:rPr>
+          <w:rFonts w:ascii="Times New Roman" w:hAnsi="Times New Roman" w:eastAsia="標楷體"/>
+          <w:b/>
+          <w:sz w:val="24"/>
+        </w:rPr>
+        <w:t>Under payload</w:t>
+      </w:r>
       <w:r>
         <w:rPr>
           <w:rFonts w:ascii="Times New Roman" w:hAnsi="Times New Roman" w:eastAsia="標楷體"/>
           <w:b w:val="0"/>
           <w:sz w:val="24"/>
         </w:rPr>
-        <w:t xml:space="preserve"> In the payload tests, the reference policy reproduced the limitation SATA's paper acknowledges in §VI-A (the body height gradually sinks as the payload increases).</w:t>
+        <w:t xml:space="preserve">, the reference policy reproduced the limitation SATA's paper acknowledges in §VI-A: as the payload increases its body height sinks (0.32 → 0.26 at 5 kg → 0.20 at 8 kg), and at the rated 8 kg its episode length drops to 2994 ± 471 steps (the large variance means some rollouts fall early). The no-fatigue policy, by contrast, beat the reference at </w:t>
+      </w:r>
+      <w:r>
+        <w:rPr>
+          <w:rFonts w:ascii="Times New Roman" w:hAnsi="Times New Roman" w:eastAsia="標楷體"/>
+          <w:b/>
+          <w:sz w:val="24"/>
+        </w:rPr>
+        <w:t>every</w:t>
+      </w:r>
+      <w:r>
+        <w:rPr>
+          <w:rFonts w:ascii="Times New Roman" w:hAnsi="Times New Roman" w:eastAsia="標楷體"/>
+          <w:b w:val="0"/>
+          <w:sz w:val="24"/>
+        </w:rPr>
+        <w:t xml:space="preserve"> payload — reward Δ of +40 (5 kg), +94 (8 kg), +113 (10 kg), and +126 (15 kg), all p &lt; 0.001 — and never fell (its episode length held near the nominal ~3578 throughout). But this advantage is the </w:t>
+      </w:r>
+      <w:r>
+        <w:rPr>
+          <w:rFonts w:ascii="Times New Roman" w:hAnsi="Times New Roman" w:eastAsia="標楷體"/>
+          <w:b/>
+          <w:sz w:val="24"/>
+        </w:rPr>
+        <w:t>same</w:t>
+      </w:r>
+      <w:r>
+        <w:rPr>
+          <w:rFonts w:ascii="Times New Roman" w:hAnsi="Times New Roman" w:eastAsia="標楷體"/>
+          <w:b w:val="0"/>
+          <w:sz w:val="24"/>
+        </w:rPr>
+        <w:t xml:space="preserve"> sustained-high-torque behavior that shows up as 2.5× energy in nominal walking: the reference's §VI-A "failure" is the fatigue mechanism </w:t>
+      </w:r>
+      <w:r>
+        <w:rPr>
+          <w:rFonts w:ascii="Times New Roman" w:hAnsi="Times New Roman" w:eastAsia="標楷體"/>
+          <w:b/>
+          <w:sz w:val="24"/>
+        </w:rPr>
+        <w:t>refusing to thermally overload the actuators</w:t>
+      </w:r>
+      <w:r>
+        <w:rPr>
+          <w:rFonts w:ascii="Times New Roman" w:hAnsi="Times New Roman" w:eastAsia="標楷體"/>
+          <w:b w:val="0"/>
+          <w:sz w:val="24"/>
+        </w:rPr>
+        <w:t xml:space="preserve"> to hold a beyond-rated load. In a simulator with no thermal model, refusing looks like weakness; on real hardware it is the protection the mechanism exists for. So the payload result is the core finding seen from the load axis, not a contradiction of it.</w:t>
+      </w:r>
+    </w:p>
+    <w:p>
+      <w:r>
+        <w:rPr>
+          <w:rFonts w:ascii="Times New Roman" w:hAnsi="Times New Roman" w:eastAsia="標楷體"/>
+          <w:b/>
+          <w:sz w:val="24"/>
+        </w:rPr>
+        <w:t>Under lateral push</w:t>
+      </w:r>
+      <w:r>
+        <w:rPr>
+          <w:rFonts w:ascii="Times New Roman" w:hAnsi="Times New Roman" w:eastAsia="標楷體"/>
+          <w:b w:val="0"/>
+          <w:sz w:val="24"/>
+        </w:rPr>
+        <w:t xml:space="preserve">, the picture is different: at the training magnitude (1.5 m/s) every condition holds near nominal, and at 3–5 m/s they all collapse together. Push does </w:t>
+      </w:r>
+      <w:r>
+        <w:rPr>
+          <w:rFonts w:ascii="Times New Roman" w:hAnsi="Times New Roman" w:eastAsia="標楷體"/>
+          <w:b/>
+          <w:sz w:val="24"/>
+        </w:rPr>
+        <w:t>not</w:t>
+      </w:r>
+      <w:r>
+        <w:rPr>
+          <w:rFonts w:ascii="Times New Roman" w:hAnsi="Times New Roman" w:eastAsia="標楷體"/>
+          <w:b w:val="0"/>
+          <w:sz w:val="24"/>
+        </w:rPr>
+        <w:t xml:space="preserve"> discriminate the bio-inspired mechanisms — the discriminating axis is sustained load, not impulse.</w:t>
       </w:r>
     </w:p>
     <w:p>
@@ -3439,7 +3531,7 @@
           <w:b w:val="0"/>
           <w:sz w:val="24"/>
         </w:rPr>
-        <w:t xml:space="preserve"> from this, for two reasons. First, with all three disabled, our torque pipeline degenerates into purely scaled raw torque, which is not necessarily equivalent to the baseline the paper used (the paper did not release the code for that ablation). Second, </w:t>
+        <w:t xml:space="preserve"> from this, for two reasons. First, with all three disabled, our torque pipeline degenerates into purely scaled raw torque (the tanh·τ_limit activation envelope and the Hill term cancel out), which is not necessarily equivalent to the baseline the paper used (the paper did not release the code for that ablation, and its public repo ships only the full model). Second, </w:t>
       </w:r>
       <w:r>
         <w:rPr>
@@ -3455,7 +3547,7 @@
           <w:b w:val="0"/>
           <w:sz w:val="24"/>
         </w:rPr>
-        <w:t xml:space="preserve"> -- the paper's "cannot learn" refers to gait quality (shuffling in place), whereas we did not establish a gait-quality metric. This high reward therefore cannot refute the paper. We leave it as an honest open question.</w:t>
+        <w:t xml:space="preserve"> -- the paper's "cannot learn" refers to gait quality (shuffling in place), whereas we did not establish a gait-quality metric; a degenerate shuffle can still score reward. The paper also resets the robot "lying flat on the ground," whereas the public config resets to an upright low crouch, and the starting basin matters for a trainability question. This high reward therefore cannot refute the paper. We leave it as an honest open question.</w:t>
       </w:r>
     </w:p>
     <w:p>
@@ -3972,7 +4064,7 @@
           <w:b w:val="0"/>
           <w:sz w:val="24"/>
         </w:rPr>
-        <w:t>: seven seeds cluster together while one collapses late in PPO. We report the eight-seed numbers including the collapse as the headline result, rather than the prettier seven-seed numbers.</w:t>
+        <w:t>: seven seeds cluster together while one collapses late in PPO (ours s5 → 38.4, the Gym reference s7 → 68.4). We report the eight-seed numbers including the collapse as the headline result, rather than the prettier seven-seed numbers.</w:t>
       </w:r>
     </w:p>
     <w:p>
@@ -3982,7 +4074,632 @@
           <w:b w:val="0"/>
           <w:sz w:val="24"/>
         </w:rPr>
-        <w:t xml:space="preserve">Decomposing the per-step reward term by term further reveals that </w:t>
+        <w:t>Removing the episode-length confound (per-step = mean return / mean episode length), the 0.76 reward ratio factors into about 10% shorter episodes × about 16% lower per-step reward. Splitting the per-step number term by term (clean seeds) is the most informative view:</w:t>
+      </w:r>
+    </w:p>
+    <w:tbl>
+      <w:tblPr>
+        <w:tblStyle w:val="TableGrid"/>
+        <w:tblW w:type="auto" w:w="0"/>
+        <w:tblLook w:firstColumn="1" w:firstRow="1" w:lastColumn="0" w:lastRow="0" w:noHBand="0" w:noVBand="1" w:val="04A0"/>
+      </w:tblPr>
+      <w:tblGrid>
+        <w:gridCol w:w="2160"/>
+        <w:gridCol w:w="2160"/>
+        <w:gridCol w:w="2160"/>
+        <w:gridCol w:w="2160"/>
+      </w:tblGrid>
+      <w:tr>
+        <w:tc>
+          <w:tcPr>
+            <w:tcW w:type="dxa" w:w="2160"/>
+          </w:tcPr>
+          <w:p>
+            <w:r/>
+            <w:r>
+              <w:rPr>
+                <w:rFonts w:ascii="Times New Roman" w:hAnsi="Times New Roman" w:eastAsia="標楷體"/>
+                <w:b/>
+                <w:sz w:val="20"/>
+              </w:rPr>
+              <w:t>Term</w:t>
+            </w:r>
+          </w:p>
+        </w:tc>
+        <w:tc>
+          <w:tcPr>
+            <w:tcW w:type="dxa" w:w="2160"/>
+          </w:tcPr>
+          <w:p>
+            <w:r/>
+            <w:r>
+              <w:rPr>
+                <w:rFonts w:ascii="Times New Roman" w:hAnsi="Times New Roman" w:eastAsia="標楷體"/>
+                <w:b/>
+                <w:sz w:val="20"/>
+              </w:rPr>
+              <w:t>Gym/step</w:t>
+            </w:r>
+          </w:p>
+        </w:tc>
+        <w:tc>
+          <w:tcPr>
+            <w:tcW w:type="dxa" w:w="2160"/>
+          </w:tcPr>
+          <w:p>
+            <w:r/>
+            <w:r>
+              <w:rPr>
+                <w:rFonts w:ascii="Times New Roman" w:hAnsi="Times New Roman" w:eastAsia="標楷體"/>
+                <w:b/>
+                <w:sz w:val="20"/>
+              </w:rPr>
+              <w:t>Lab/step</w:t>
+            </w:r>
+          </w:p>
+        </w:tc>
+        <w:tc>
+          <w:tcPr>
+            <w:tcW w:type="dxa" w:w="2160"/>
+          </w:tcPr>
+          <w:p>
+            <w:r/>
+            <w:r>
+              <w:rPr>
+                <w:rFonts w:ascii="Times New Roman" w:hAnsi="Times New Roman" w:eastAsia="標楷體"/>
+                <w:b/>
+                <w:sz w:val="20"/>
+              </w:rPr>
+              <w:t>Lab − Gym</w:t>
+            </w:r>
+          </w:p>
+        </w:tc>
+      </w:tr>
+      <w:tr>
+        <w:tc>
+          <w:tcPr>
+            <w:tcW w:type="dxa" w:w="2160"/>
+          </w:tcPr>
+          <w:p>
+            <w:r/>
+            <w:r>
+              <w:rPr>
+                <w:rFonts w:ascii="Times New Roman" w:hAnsi="Times New Roman" w:eastAsia="標楷體"/>
+                <w:b w:val="0"/>
+                <w:sz w:val="20"/>
+              </w:rPr>
+              <w:t>forward</w:t>
+            </w:r>
+          </w:p>
+        </w:tc>
+        <w:tc>
+          <w:tcPr>
+            <w:tcW w:type="dxa" w:w="2160"/>
+          </w:tcPr>
+          <w:p>
+            <w:r/>
+            <w:r>
+              <w:rPr>
+                <w:rFonts w:ascii="Times New Roman" w:hAnsi="Times New Roman" w:eastAsia="標楷體"/>
+                <w:b w:val="0"/>
+                <w:sz w:val="20"/>
+              </w:rPr>
+              <w:t>0.0400</w:t>
+            </w:r>
+          </w:p>
+        </w:tc>
+        <w:tc>
+          <w:tcPr>
+            <w:tcW w:type="dxa" w:w="2160"/>
+          </w:tcPr>
+          <w:p>
+            <w:r/>
+            <w:r>
+              <w:rPr>
+                <w:rFonts w:ascii="Times New Roman" w:hAnsi="Times New Roman" w:eastAsia="標楷體"/>
+                <w:b w:val="0"/>
+                <w:sz w:val="20"/>
+              </w:rPr>
+              <w:t>0.0388</w:t>
+            </w:r>
+          </w:p>
+        </w:tc>
+        <w:tc>
+          <w:tcPr>
+            <w:tcW w:type="dxa" w:w="2160"/>
+          </w:tcPr>
+          <w:p>
+            <w:r/>
+            <w:r>
+              <w:rPr>
+                <w:rFonts w:ascii="Times New Roman" w:hAnsi="Times New Roman" w:eastAsia="標楷體"/>
+                <w:b w:val="0"/>
+                <w:sz w:val="20"/>
+              </w:rPr>
+              <w:t>−0.0012</w:t>
+            </w:r>
+          </w:p>
+        </w:tc>
+      </w:tr>
+      <w:tr>
+        <w:tc>
+          <w:tcPr>
+            <w:tcW w:type="dxa" w:w="2160"/>
+          </w:tcPr>
+          <w:p>
+            <w:r/>
+            <w:r>
+              <w:rPr>
+                <w:rFonts w:ascii="Times New Roman" w:hAnsi="Times New Roman" w:eastAsia="標楷體"/>
+                <w:b w:val="0"/>
+                <w:sz w:val="20"/>
+              </w:rPr>
+              <w:t>head_height</w:t>
+            </w:r>
+          </w:p>
+        </w:tc>
+        <w:tc>
+          <w:tcPr>
+            <w:tcW w:type="dxa" w:w="2160"/>
+          </w:tcPr>
+          <w:p>
+            <w:r/>
+            <w:r>
+              <w:rPr>
+                <w:rFonts w:ascii="Times New Roman" w:hAnsi="Times New Roman" w:eastAsia="標楷體"/>
+                <w:b w:val="0"/>
+                <w:sz w:val="20"/>
+              </w:rPr>
+              <w:t>0.0130</w:t>
+            </w:r>
+          </w:p>
+        </w:tc>
+        <w:tc>
+          <w:tcPr>
+            <w:tcW w:type="dxa" w:w="2160"/>
+          </w:tcPr>
+          <w:p>
+            <w:r/>
+            <w:r>
+              <w:rPr>
+                <w:rFonts w:ascii="Times New Roman" w:hAnsi="Times New Roman" w:eastAsia="標楷體"/>
+                <w:b w:val="0"/>
+                <w:sz w:val="20"/>
+              </w:rPr>
+              <w:t>0.0131</w:t>
+            </w:r>
+          </w:p>
+        </w:tc>
+        <w:tc>
+          <w:tcPr>
+            <w:tcW w:type="dxa" w:w="2160"/>
+          </w:tcPr>
+          <w:p>
+            <w:r/>
+            <w:r>
+              <w:rPr>
+                <w:rFonts w:ascii="Times New Roman" w:hAnsi="Times New Roman" w:eastAsia="標楷體"/>
+                <w:b w:val="0"/>
+                <w:sz w:val="20"/>
+              </w:rPr>
+              <w:t>+0.0001</w:t>
+            </w:r>
+          </w:p>
+        </w:tc>
+      </w:tr>
+      <w:tr>
+        <w:tc>
+          <w:tcPr>
+            <w:tcW w:type="dxa" w:w="2160"/>
+          </w:tcPr>
+          <w:p>
+            <w:r/>
+            <w:r>
+              <w:rPr>
+                <w:rFonts w:ascii="Times New Roman" w:hAnsi="Times New Roman" w:eastAsia="標楷體"/>
+                <w:b w:val="0"/>
+                <w:sz w:val="20"/>
+              </w:rPr>
+              <w:t>moving_y</w:t>
+            </w:r>
+          </w:p>
+        </w:tc>
+        <w:tc>
+          <w:tcPr>
+            <w:tcW w:type="dxa" w:w="2160"/>
+          </w:tcPr>
+          <w:p>
+            <w:r/>
+            <w:r>
+              <w:rPr>
+                <w:rFonts w:ascii="Times New Roman" w:hAnsi="Times New Roman" w:eastAsia="標楷體"/>
+                <w:b w:val="0"/>
+                <w:sz w:val="20"/>
+              </w:rPr>
+              <w:t>0.0161</w:t>
+            </w:r>
+          </w:p>
+        </w:tc>
+        <w:tc>
+          <w:tcPr>
+            <w:tcW w:type="dxa" w:w="2160"/>
+          </w:tcPr>
+          <w:p>
+            <w:r/>
+            <w:r>
+              <w:rPr>
+                <w:rFonts w:ascii="Times New Roman" w:hAnsi="Times New Roman" w:eastAsia="標楷體"/>
+                <w:b w:val="0"/>
+                <w:sz w:val="20"/>
+              </w:rPr>
+              <w:t>0.0138</w:t>
+            </w:r>
+          </w:p>
+        </w:tc>
+        <w:tc>
+          <w:tcPr>
+            <w:tcW w:type="dxa" w:w="2160"/>
+          </w:tcPr>
+          <w:p>
+            <w:r/>
+            <w:r>
+              <w:rPr>
+                <w:rFonts w:ascii="Times New Roman" w:hAnsi="Times New Roman" w:eastAsia="標楷體"/>
+                <w:b w:val="0"/>
+                <w:sz w:val="20"/>
+              </w:rPr>
+              <w:t>−0.0023</w:t>
+            </w:r>
+          </w:p>
+        </w:tc>
+      </w:tr>
+      <w:tr>
+        <w:tc>
+          <w:tcPr>
+            <w:tcW w:type="dxa" w:w="2160"/>
+          </w:tcPr>
+          <w:p>
+            <w:r/>
+            <w:r>
+              <w:rPr>
+                <w:rFonts w:ascii="Times New Roman" w:hAnsi="Times New Roman" w:eastAsia="標楷體"/>
+                <w:b w:val="0"/>
+                <w:sz w:val="20"/>
+              </w:rPr>
+              <w:t>moving_yaw</w:t>
+            </w:r>
+          </w:p>
+        </w:tc>
+        <w:tc>
+          <w:tcPr>
+            <w:tcW w:type="dxa" w:w="2160"/>
+          </w:tcPr>
+          <w:p>
+            <w:r/>
+            <w:r>
+              <w:rPr>
+                <w:rFonts w:ascii="Times New Roman" w:hAnsi="Times New Roman" w:eastAsia="標楷體"/>
+                <w:b w:val="0"/>
+                <w:sz w:val="20"/>
+              </w:rPr>
+              <w:t>0.0127</w:t>
+            </w:r>
+          </w:p>
+        </w:tc>
+        <w:tc>
+          <w:tcPr>
+            <w:tcW w:type="dxa" w:w="2160"/>
+          </w:tcPr>
+          <w:p>
+            <w:r/>
+            <w:r>
+              <w:rPr>
+                <w:rFonts w:ascii="Times New Roman" w:hAnsi="Times New Roman" w:eastAsia="標楷體"/>
+                <w:b w:val="0"/>
+                <w:sz w:val="20"/>
+              </w:rPr>
+              <w:t>0.0131</w:t>
+            </w:r>
+          </w:p>
+        </w:tc>
+        <w:tc>
+          <w:tcPr>
+            <w:tcW w:type="dxa" w:w="2160"/>
+          </w:tcPr>
+          <w:p>
+            <w:r/>
+            <w:r>
+              <w:rPr>
+                <w:rFonts w:ascii="Times New Roman" w:hAnsi="Times New Roman" w:eastAsia="標楷體"/>
+                <w:b w:val="0"/>
+                <w:sz w:val="20"/>
+              </w:rPr>
+              <w:t>+0.0004</w:t>
+            </w:r>
+          </w:p>
+        </w:tc>
+      </w:tr>
+      <w:tr>
+        <w:tc>
+          <w:tcPr>
+            <w:tcW w:type="dxa" w:w="2160"/>
+          </w:tcPr>
+          <w:p>
+            <w:r/>
+            <w:r>
+              <w:rPr>
+                <w:rFonts w:ascii="Times New Roman" w:hAnsi="Times New Roman" w:eastAsia="標楷體"/>
+                <w:b w:val="0"/>
+                <w:sz w:val="20"/>
+              </w:rPr>
+              <w:t>roll</w:t>
+            </w:r>
+          </w:p>
+        </w:tc>
+        <w:tc>
+          <w:tcPr>
+            <w:tcW w:type="dxa" w:w="2160"/>
+          </w:tcPr>
+          <w:p>
+            <w:r/>
+            <w:r>
+              <w:rPr>
+                <w:rFonts w:ascii="Times New Roman" w:hAnsi="Times New Roman" w:eastAsia="標楷體"/>
+                <w:b w:val="0"/>
+                <w:sz w:val="20"/>
+              </w:rPr>
+              <w:t>−0.0017</w:t>
+            </w:r>
+          </w:p>
+        </w:tc>
+        <w:tc>
+          <w:tcPr>
+            <w:tcW w:type="dxa" w:w="2160"/>
+          </w:tcPr>
+          <w:p>
+            <w:r/>
+            <w:r>
+              <w:rPr>
+                <w:rFonts w:ascii="Times New Roman" w:hAnsi="Times New Roman" w:eastAsia="標楷體"/>
+                <w:b w:val="0"/>
+                <w:sz w:val="20"/>
+              </w:rPr>
+              <w:t>−0.0014</w:t>
+            </w:r>
+          </w:p>
+        </w:tc>
+        <w:tc>
+          <w:tcPr>
+            <w:tcW w:type="dxa" w:w="2160"/>
+          </w:tcPr>
+          <w:p>
+            <w:r/>
+            <w:r>
+              <w:rPr>
+                <w:rFonts w:ascii="Times New Roman" w:hAnsi="Times New Roman" w:eastAsia="標楷體"/>
+                <w:b w:val="0"/>
+                <w:sz w:val="20"/>
+              </w:rPr>
+              <w:t>+0.0003</w:t>
+            </w:r>
+          </w:p>
+        </w:tc>
+      </w:tr>
+      <w:tr>
+        <w:tc>
+          <w:tcPr>
+            <w:tcW w:type="dxa" w:w="2160"/>
+          </w:tcPr>
+          <w:p>
+            <w:r/>
+            <w:r>
+              <w:rPr>
+                <w:rFonts w:ascii="Times New Roman" w:hAnsi="Times New Roman" w:eastAsia="標楷體"/>
+                <w:b w:val="0"/>
+                <w:sz w:val="20"/>
+              </w:rPr>
+              <w:t>lin_vel_z</w:t>
+            </w:r>
+          </w:p>
+        </w:tc>
+        <w:tc>
+          <w:tcPr>
+            <w:tcW w:type="dxa" w:w="2160"/>
+          </w:tcPr>
+          <w:p>
+            <w:r/>
+            <w:r>
+              <w:rPr>
+                <w:rFonts w:ascii="Times New Roman" w:hAnsi="Times New Roman" w:eastAsia="標楷體"/>
+                <w:b w:val="0"/>
+                <w:sz w:val="20"/>
+              </w:rPr>
+              <w:t>−0.0007</w:t>
+            </w:r>
+          </w:p>
+        </w:tc>
+        <w:tc>
+          <w:tcPr>
+            <w:tcW w:type="dxa" w:w="2160"/>
+          </w:tcPr>
+          <w:p>
+            <w:r/>
+            <w:r>
+              <w:rPr>
+                <w:rFonts w:ascii="Times New Roman" w:hAnsi="Times New Roman" w:eastAsia="標楷體"/>
+                <w:b w:val="0"/>
+                <w:sz w:val="20"/>
+              </w:rPr>
+              <w:t>−0.0007</w:t>
+            </w:r>
+          </w:p>
+        </w:tc>
+        <w:tc>
+          <w:tcPr>
+            <w:tcW w:type="dxa" w:w="2160"/>
+          </w:tcPr>
+          <w:p>
+            <w:r/>
+            <w:r>
+              <w:rPr>
+                <w:rFonts w:ascii="Times New Roman" w:hAnsi="Times New Roman" w:eastAsia="標楷體"/>
+                <w:b w:val="0"/>
+                <w:sz w:val="20"/>
+              </w:rPr>
+              <w:t>0.0000</w:t>
+            </w:r>
+          </w:p>
+        </w:tc>
+      </w:tr>
+      <w:tr>
+        <w:tc>
+          <w:tcPr>
+            <w:tcW w:type="dxa" w:w="2160"/>
+          </w:tcPr>
+          <w:p>
+            <w:r/>
+            <w:r>
+              <w:rPr>
+                <w:rFonts w:ascii="Times New Roman" w:hAnsi="Times New Roman" w:eastAsia="標楷體"/>
+                <w:b w:val="0"/>
+                <w:sz w:val="20"/>
+              </w:rPr>
+              <w:t>fatigue</w:t>
+            </w:r>
+          </w:p>
+        </w:tc>
+        <w:tc>
+          <w:tcPr>
+            <w:tcW w:type="dxa" w:w="2160"/>
+          </w:tcPr>
+          <w:p>
+            <w:r/>
+            <w:r>
+              <w:rPr>
+                <w:rFonts w:ascii="Times New Roman" w:hAnsi="Times New Roman" w:eastAsia="標楷體"/>
+                <w:b w:val="0"/>
+                <w:sz w:val="20"/>
+              </w:rPr>
+              <w:t>−0.0130</w:t>
+            </w:r>
+          </w:p>
+        </w:tc>
+        <w:tc>
+          <w:tcPr>
+            <w:tcW w:type="dxa" w:w="2160"/>
+          </w:tcPr>
+          <w:p>
+            <w:r/>
+            <w:r>
+              <w:rPr>
+                <w:rFonts w:ascii="Times New Roman" w:hAnsi="Times New Roman" w:eastAsia="標楷體"/>
+                <w:b w:val="0"/>
+                <w:sz w:val="20"/>
+              </w:rPr>
+              <w:t>−0.0110</w:t>
+            </w:r>
+          </w:p>
+        </w:tc>
+        <w:tc>
+          <w:tcPr>
+            <w:tcW w:type="dxa" w:w="2160"/>
+          </w:tcPr>
+          <w:p>
+            <w:r/>
+            <w:r>
+              <w:rPr>
+                <w:rFonts w:ascii="Times New Roman" w:hAnsi="Times New Roman" w:eastAsia="標楷體"/>
+                <w:b w:val="0"/>
+                <w:sz w:val="20"/>
+              </w:rPr>
+              <w:t>+0.0020</w:t>
+            </w:r>
+          </w:p>
+        </w:tc>
+      </w:tr>
+      <w:tr>
+        <w:tc>
+          <w:tcPr>
+            <w:tcW w:type="dxa" w:w="2160"/>
+          </w:tcPr>
+          <w:p>
+            <w:r/>
+            <w:r>
+              <w:rPr>
+                <w:rFonts w:ascii="Times New Roman" w:hAnsi="Times New Roman" w:eastAsia="標楷體"/>
+                <w:b w:val="0"/>
+                <w:sz w:val="20"/>
+              </w:rPr>
+              <w:t>joint_acc</w:t>
+            </w:r>
+          </w:p>
+        </w:tc>
+        <w:tc>
+          <w:tcPr>
+            <w:tcW w:type="dxa" w:w="2160"/>
+          </w:tcPr>
+          <w:p>
+            <w:r/>
+            <w:r>
+              <w:rPr>
+                <w:rFonts w:ascii="Times New Roman" w:hAnsi="Times New Roman" w:eastAsia="標楷體"/>
+                <w:b w:val="0"/>
+                <w:sz w:val="20"/>
+              </w:rPr>
+              <w:t>−0.0111</w:t>
+            </w:r>
+          </w:p>
+        </w:tc>
+        <w:tc>
+          <w:tcPr>
+            <w:tcW w:type="dxa" w:w="2160"/>
+          </w:tcPr>
+          <w:p>
+            <w:r/>
+            <w:r>
+              <w:rPr>
+                <w:rFonts w:ascii="Times New Roman" w:hAnsi="Times New Roman" w:eastAsia="標楷體"/>
+                <w:b w:val="0"/>
+                <w:sz w:val="20"/>
+              </w:rPr>
+              <w:t>−0.0194</w:t>
+            </w:r>
+          </w:p>
+        </w:tc>
+        <w:tc>
+          <w:tcPr>
+            <w:tcW w:type="dxa" w:w="2160"/>
+          </w:tcPr>
+          <w:p>
+            <w:r/>
+            <w:r>
+              <w:rPr>
+                <w:rFonts w:ascii="Times New Roman" w:hAnsi="Times New Roman" w:eastAsia="標楷體"/>
+                <w:b w:val="0"/>
+                <w:sz w:val="20"/>
+              </w:rPr>
+              <w:t>−0.0083</w:t>
+            </w:r>
+          </w:p>
+        </w:tc>
+      </w:tr>
+    </w:tbl>
+    <w:p>
+      <w:r>
+        <w:rPr>
+          <w:rFonts w:ascii="Times New Roman" w:hAnsi="Times New Roman" w:eastAsia="標楷體"/>
+          <w:b/>
+          <w:sz w:val="24"/>
+        </w:rPr>
+        <w:t>The positive task-reward terms (forward progress, head height, lateral movement, turning) match the Isaac Gym baseline to within about 0.002 per step</w:t>
+      </w:r>
+      <w:r>
+        <w:rPr>
+          <w:rFonts w:ascii="Times New Roman" w:hAnsi="Times New Roman" w:eastAsia="標楷體"/>
+          <w:b w:val="0"/>
+          <w:sz w:val="24"/>
+        </w:rPr>
+        <w:t xml:space="preserve"> -- that is, the policy reproduced SATA's per-step task performance -- and the per-step deficit is concentrated almost entirely (about 93%) in a single penalty term, the joint-acceleration penalty. That term's definition differs across engines: SATA uses finite differences, while we use the instantaneous acceleration from PhysX5, which captures contact-impact spikes that finite differences smooth out (we tried matching the finite-difference form; it trained markedly worse and was reverted). This </w:t>
       </w:r>
       <w:r>
         <w:rPr>
@@ -3990,7 +4707,7 @@
           <w:b/>
           <w:sz w:val="24"/>
         </w:rPr>
-        <w:t>the gap between the positive task-reward terms (forward progress, head height, lateral movement, turning) and the Isaac Gym baseline is within about 0.002 per step</w:t>
+        <w:t>suggests</w:t>
       </w:r>
       <w:r>
         <w:rPr>
@@ -3998,7 +4715,7 @@
           <w:b w:val="0"/>
           <w:sz w:val="24"/>
         </w:rPr>
-        <w:t xml:space="preserve"> -- that is, the policy reproduced SATA's per-step task performance. The remaining reward gap concentrates in a single penalty term (the joint-acceleration penalty), whose definition differs across engines (SATA uses finite differences; we use the instantaneous acceleration from PhysX5, which captures contact-impact spikes that finite differences smooth out). We do not claim the two engines are equivalent; whether the gap is fully explained by this definitional difference remains an open question.</w:t>
+        <w:t xml:space="preserve"> the residual is dominated by how the term is measured rather than by worse locomotion -- but we have not separated "measured differently" from "genuinely jerkier," and the ~10% episode-length shortfall is left as a real, unexplained residual. We do not claim the two engines are equivalent.</w:t>
       </w:r>
     </w:p>
     <w:p>
